--- a/Основы проектирования баз данных/SQL/Лабораторная 6/Отчет6.docx
+++ b/Основы проектирования баз данных/SQL/Лабораторная 6/Отчет6.docx
@@ -329,7 +329,17 @@
           <w:sz w:val="40"/>
           <w:szCs w:val="36"/>
         </w:rPr>
-        <w:t xml:space="preserve">Отчет по 3 </w:t>
+        <w:t>Отчет по 6</w:t>
+      </w:r>
+      <w:r>
+        <w:rPr>
+          <w:rFonts w:cs="Times New Roman"/>
+          <w:b/>
+          <w:bCs/>
+          <w:sz w:val="40"/>
+          <w:szCs w:val="36"/>
+        </w:rPr>
+        <w:t xml:space="preserve"> </w:t>
       </w:r>
       <w:proofErr w:type="gramStart"/>
       <w:r>
@@ -584,49 +594,6 @@
         <w:t>Москва, 2026 г.</w:t>
       </w:r>
     </w:p>
-    <w:sdt>
-      <w:sdtPr>
-        <w:rPr>
-          <w:rFonts w:ascii="Times New Roman" w:eastAsiaTheme="minorHAnsi" w:hAnsi="Times New Roman" w:cstheme="minorBidi"/>
-          <w:b w:val="0"/>
-          <w:bCs w:val="0"/>
-          <w:color w:val="auto"/>
-          <w:szCs w:val="22"/>
-        </w:rPr>
-        <w:id w:val="54354548"/>
-        <w:docPartObj>
-          <w:docPartGallery w:val="Table of Contents"/>
-          <w:docPartUnique/>
-        </w:docPartObj>
-      </w:sdtPr>
-      <w:sdtContent>
-        <w:p>
-          <w:pPr>
-            <w:pStyle w:val="a6"/>
-          </w:pPr>
-          <w:r>
-            <w:t>Оглавление</w:t>
-          </w:r>
-        </w:p>
-        <w:p>
-          <w:fldSimple w:instr=" TOC \o &quot;1-3&quot; \h \z \u ">
-            <w:r>
-              <w:rPr>
-                <w:b/>
-                <w:bCs/>
-                <w:noProof/>
-              </w:rPr>
-              <w:t>Элементы оглавления не найдены.</w:t>
-            </w:r>
-          </w:fldSimple>
-        </w:p>
-      </w:sdtContent>
-    </w:sdt>
-    <w:p>
-      <w:r>
-        <w:br w:type="page"/>
-      </w:r>
-    </w:p>
     <w:p>
       <w:pPr>
         <w:pStyle w:val="1"/>
@@ -640,11 +607,12 @@
     </w:p>
     <w:p>
       <w:pPr>
-        <w:pStyle w:val="2"/>
-      </w:pPr>
-      <w:r>
-        <w:t>Пример 1</w:t>
-      </w:r>
+        <w:pStyle w:val="a7"/>
+        <w:numPr>
+          <w:ilvl w:val="0"/>
+          <w:numId w:val="6"/>
+        </w:numPr>
+      </w:pPr>
     </w:p>
     <w:p>
       <w:pPr>
@@ -699,22 +667,16 @@
     </w:p>
     <w:p>
       <w:pPr>
-        <w:pStyle w:val="2"/>
-        <w:rPr>
-          <w:rFonts w:cs="Times New Roman"/>
-          <w:szCs w:val="28"/>
-        </w:rPr>
-      </w:pPr>
-      <w:r>
-        <w:t>Пример 2</w:t>
-      </w:r>
-      <w:r>
-        <w:rPr>
-          <w:rFonts w:cs="Times New Roman"/>
-          <w:szCs w:val="28"/>
-        </w:rPr>
-        <w:t xml:space="preserve"> </w:t>
-      </w:r>
+        <w:pStyle w:val="a7"/>
+        <w:numPr>
+          <w:ilvl w:val="0"/>
+          <w:numId w:val="6"/>
+        </w:numPr>
+        <w:rPr>
+          <w:rFonts w:cs="Times New Roman"/>
+          <w:szCs w:val="28"/>
+        </w:rPr>
+      </w:pPr>
     </w:p>
     <w:p>
       <w:pPr>
@@ -770,19 +732,15 @@
     <w:p>
       <w:pPr>
         <w:pStyle w:val="a7"/>
-        <w:ind w:left="360"/>
-        <w:rPr>
-          <w:rFonts w:cs="Times New Roman"/>
-          <w:szCs w:val="28"/>
-          <w:lang w:val="ru-RU"/>
-        </w:rPr>
-      </w:pPr>
-      <w:r>
-        <w:rPr>
-          <w:lang w:val="ru-RU"/>
-        </w:rPr>
-        <w:t>Пример 3</w:t>
-      </w:r>
+        <w:numPr>
+          <w:ilvl w:val="0"/>
+          <w:numId w:val="6"/>
+        </w:numPr>
+        <w:rPr>
+          <w:rFonts w:cs="Times New Roman"/>
+          <w:szCs w:val="28"/>
+        </w:rPr>
+      </w:pPr>
     </w:p>
     <w:p>
       <w:pPr>
@@ -841,7 +799,7 @@
         <w:pStyle w:val="a7"/>
         <w:numPr>
           <w:ilvl w:val="0"/>
-          <w:numId w:val="1"/>
+          <w:numId w:val="6"/>
         </w:numPr>
         <w:rPr>
           <w:rFonts w:cs="Times New Roman"/>
@@ -914,7 +872,7 @@
         <w:pStyle w:val="a7"/>
         <w:numPr>
           <w:ilvl w:val="0"/>
-          <w:numId w:val="1"/>
+          <w:numId w:val="6"/>
         </w:numPr>
         <w:rPr>
           <w:rFonts w:cs="Times New Roman"/>
@@ -988,7 +946,7 @@
         <w:pStyle w:val="a7"/>
         <w:numPr>
           <w:ilvl w:val="0"/>
-          <w:numId w:val="1"/>
+          <w:numId w:val="6"/>
         </w:numPr>
         <w:rPr>
           <w:rFonts w:cs="Times New Roman"/>
@@ -1061,7 +1019,7 @@
         <w:pStyle w:val="a7"/>
         <w:numPr>
           <w:ilvl w:val="0"/>
-          <w:numId w:val="1"/>
+          <w:numId w:val="6"/>
         </w:numPr>
         <w:rPr>
           <w:rFonts w:cs="Times New Roman"/>
@@ -1135,7 +1093,7 @@
         <w:pStyle w:val="a7"/>
         <w:numPr>
           <w:ilvl w:val="0"/>
-          <w:numId w:val="1"/>
+          <w:numId w:val="6"/>
         </w:numPr>
         <w:rPr>
           <w:rFonts w:cs="Times New Roman"/>
@@ -1208,7 +1166,7 @@
         <w:pStyle w:val="a7"/>
         <w:numPr>
           <w:ilvl w:val="0"/>
-          <w:numId w:val="1"/>
+          <w:numId w:val="6"/>
         </w:numPr>
         <w:rPr>
           <w:rFonts w:cs="Times New Roman"/>
@@ -1282,7 +1240,7 @@
         <w:pStyle w:val="a7"/>
         <w:numPr>
           <w:ilvl w:val="0"/>
-          <w:numId w:val="1"/>
+          <w:numId w:val="6"/>
         </w:numPr>
         <w:rPr>
           <w:rFonts w:cs="Times New Roman"/>
@@ -1355,7 +1313,7 @@
         <w:pStyle w:val="a7"/>
         <w:numPr>
           <w:ilvl w:val="0"/>
-          <w:numId w:val="1"/>
+          <w:numId w:val="6"/>
         </w:numPr>
         <w:rPr>
           <w:rFonts w:cs="Times New Roman"/>
@@ -1429,7 +1387,7 @@
         <w:pStyle w:val="a7"/>
         <w:numPr>
           <w:ilvl w:val="0"/>
-          <w:numId w:val="1"/>
+          <w:numId w:val="6"/>
         </w:numPr>
         <w:rPr>
           <w:rFonts w:cs="Times New Roman"/>
@@ -2389,6 +2347,264 @@
 <file path=word/numbering.xml><?xml version="1.0" encoding="utf-8"?>
 <w:numbering xmlns:ve="http://schemas.openxmlformats.org/markup-compatibility/2006" xmlns:o="urn:schemas-microsoft-com:office:office" xmlns:r="http://schemas.openxmlformats.org/officeDocument/2006/relationships" xmlns:m="http://schemas.openxmlformats.org/officeDocument/2006/math" xmlns:v="urn:schemas-microsoft-com:vml" xmlns:wp="http://schemas.openxmlformats.org/drawingml/2006/wordprocessingDrawing" xmlns:w10="urn:schemas-microsoft-com:office:word" xmlns:w="http://schemas.openxmlformats.org/wordprocessingml/2006/main" xmlns:wne="http://schemas.microsoft.com/office/word/2006/wordml">
   <w:abstractNum w:abstractNumId="0">
+    <w:nsid w:val="0E632D9C"/>
+    <w:multiLevelType w:val="hybridMultilevel"/>
+    <w:tmpl w:val="440045F0"/>
+    <w:lvl w:ilvl="0" w:tplc="0419000F">
+      <w:start w:val="1"/>
+      <w:numFmt w:val="decimal"/>
+      <w:lvlText w:val="%1."/>
+      <w:lvlJc w:val="left"/>
+      <w:pPr>
+        <w:ind w:left="720" w:hanging="360"/>
+      </w:pPr>
+    </w:lvl>
+    <w:lvl w:ilvl="1" w:tplc="04190019" w:tentative="1">
+      <w:start w:val="1"/>
+      <w:numFmt w:val="lowerLetter"/>
+      <w:lvlText w:val="%2."/>
+      <w:lvlJc w:val="left"/>
+      <w:pPr>
+        <w:ind w:left="1440" w:hanging="360"/>
+      </w:pPr>
+    </w:lvl>
+    <w:lvl w:ilvl="2" w:tplc="0419001B" w:tentative="1">
+      <w:start w:val="1"/>
+      <w:numFmt w:val="lowerRoman"/>
+      <w:lvlText w:val="%3."/>
+      <w:lvlJc w:val="right"/>
+      <w:pPr>
+        <w:ind w:left="2160" w:hanging="180"/>
+      </w:pPr>
+    </w:lvl>
+    <w:lvl w:ilvl="3" w:tplc="0419000F" w:tentative="1">
+      <w:start w:val="1"/>
+      <w:numFmt w:val="decimal"/>
+      <w:lvlText w:val="%4."/>
+      <w:lvlJc w:val="left"/>
+      <w:pPr>
+        <w:ind w:left="2880" w:hanging="360"/>
+      </w:pPr>
+    </w:lvl>
+    <w:lvl w:ilvl="4" w:tplc="04190019" w:tentative="1">
+      <w:start w:val="1"/>
+      <w:numFmt w:val="lowerLetter"/>
+      <w:lvlText w:val="%5."/>
+      <w:lvlJc w:val="left"/>
+      <w:pPr>
+        <w:ind w:left="3600" w:hanging="360"/>
+      </w:pPr>
+    </w:lvl>
+    <w:lvl w:ilvl="5" w:tplc="0419001B" w:tentative="1">
+      <w:start w:val="1"/>
+      <w:numFmt w:val="lowerRoman"/>
+      <w:lvlText w:val="%6."/>
+      <w:lvlJc w:val="right"/>
+      <w:pPr>
+        <w:ind w:left="4320" w:hanging="180"/>
+      </w:pPr>
+    </w:lvl>
+    <w:lvl w:ilvl="6" w:tplc="0419000F" w:tentative="1">
+      <w:start w:val="1"/>
+      <w:numFmt w:val="decimal"/>
+      <w:lvlText w:val="%7."/>
+      <w:lvlJc w:val="left"/>
+      <w:pPr>
+        <w:ind w:left="5040" w:hanging="360"/>
+      </w:pPr>
+    </w:lvl>
+    <w:lvl w:ilvl="7" w:tplc="04190019" w:tentative="1">
+      <w:start w:val="1"/>
+      <w:numFmt w:val="lowerLetter"/>
+      <w:lvlText w:val="%8."/>
+      <w:lvlJc w:val="left"/>
+      <w:pPr>
+        <w:ind w:left="5760" w:hanging="360"/>
+      </w:pPr>
+    </w:lvl>
+    <w:lvl w:ilvl="8" w:tplc="0419001B" w:tentative="1">
+      <w:start w:val="1"/>
+      <w:numFmt w:val="lowerRoman"/>
+      <w:lvlText w:val="%9."/>
+      <w:lvlJc w:val="right"/>
+      <w:pPr>
+        <w:ind w:left="6480" w:hanging="180"/>
+      </w:pPr>
+    </w:lvl>
+  </w:abstractNum>
+  <w:abstractNum w:abstractNumId="1">
+    <w:nsid w:val="2D2363FD"/>
+    <w:multiLevelType w:val="hybridMultilevel"/>
+    <w:tmpl w:val="440045F0"/>
+    <w:lvl w:ilvl="0" w:tplc="0419000F">
+      <w:start w:val="1"/>
+      <w:numFmt w:val="decimal"/>
+      <w:lvlText w:val="%1."/>
+      <w:lvlJc w:val="left"/>
+      <w:pPr>
+        <w:ind w:left="720" w:hanging="360"/>
+      </w:pPr>
+    </w:lvl>
+    <w:lvl w:ilvl="1" w:tplc="04190019" w:tentative="1">
+      <w:start w:val="1"/>
+      <w:numFmt w:val="lowerLetter"/>
+      <w:lvlText w:val="%2."/>
+      <w:lvlJc w:val="left"/>
+      <w:pPr>
+        <w:ind w:left="1440" w:hanging="360"/>
+      </w:pPr>
+    </w:lvl>
+    <w:lvl w:ilvl="2" w:tplc="0419001B" w:tentative="1">
+      <w:start w:val="1"/>
+      <w:numFmt w:val="lowerRoman"/>
+      <w:lvlText w:val="%3."/>
+      <w:lvlJc w:val="right"/>
+      <w:pPr>
+        <w:ind w:left="2160" w:hanging="180"/>
+      </w:pPr>
+    </w:lvl>
+    <w:lvl w:ilvl="3" w:tplc="0419000F" w:tentative="1">
+      <w:start w:val="1"/>
+      <w:numFmt w:val="decimal"/>
+      <w:lvlText w:val="%4."/>
+      <w:lvlJc w:val="left"/>
+      <w:pPr>
+        <w:ind w:left="2880" w:hanging="360"/>
+      </w:pPr>
+    </w:lvl>
+    <w:lvl w:ilvl="4" w:tplc="04190019" w:tentative="1">
+      <w:start w:val="1"/>
+      <w:numFmt w:val="lowerLetter"/>
+      <w:lvlText w:val="%5."/>
+      <w:lvlJc w:val="left"/>
+      <w:pPr>
+        <w:ind w:left="3600" w:hanging="360"/>
+      </w:pPr>
+    </w:lvl>
+    <w:lvl w:ilvl="5" w:tplc="0419001B" w:tentative="1">
+      <w:start w:val="1"/>
+      <w:numFmt w:val="lowerRoman"/>
+      <w:lvlText w:val="%6."/>
+      <w:lvlJc w:val="right"/>
+      <w:pPr>
+        <w:ind w:left="4320" w:hanging="180"/>
+      </w:pPr>
+    </w:lvl>
+    <w:lvl w:ilvl="6" w:tplc="0419000F" w:tentative="1">
+      <w:start w:val="1"/>
+      <w:numFmt w:val="decimal"/>
+      <w:lvlText w:val="%7."/>
+      <w:lvlJc w:val="left"/>
+      <w:pPr>
+        <w:ind w:left="5040" w:hanging="360"/>
+      </w:pPr>
+    </w:lvl>
+    <w:lvl w:ilvl="7" w:tplc="04190019" w:tentative="1">
+      <w:start w:val="1"/>
+      <w:numFmt w:val="lowerLetter"/>
+      <w:lvlText w:val="%8."/>
+      <w:lvlJc w:val="left"/>
+      <w:pPr>
+        <w:ind w:left="5760" w:hanging="360"/>
+      </w:pPr>
+    </w:lvl>
+    <w:lvl w:ilvl="8" w:tplc="0419001B" w:tentative="1">
+      <w:start w:val="1"/>
+      <w:numFmt w:val="lowerRoman"/>
+      <w:lvlText w:val="%9."/>
+      <w:lvlJc w:val="right"/>
+      <w:pPr>
+        <w:ind w:left="6480" w:hanging="180"/>
+      </w:pPr>
+    </w:lvl>
+  </w:abstractNum>
+  <w:abstractNum w:abstractNumId="2">
+    <w:nsid w:val="5640113A"/>
+    <w:multiLevelType w:val="hybridMultilevel"/>
+    <w:tmpl w:val="30CEBCFE"/>
+    <w:lvl w:ilvl="0" w:tplc="0419000F">
+      <w:start w:val="1"/>
+      <w:numFmt w:val="decimal"/>
+      <w:lvlText w:val="%1."/>
+      <w:lvlJc w:val="left"/>
+      <w:pPr>
+        <w:ind w:left="720" w:hanging="360"/>
+      </w:pPr>
+    </w:lvl>
+    <w:lvl w:ilvl="1" w:tplc="04190019" w:tentative="1">
+      <w:start w:val="1"/>
+      <w:numFmt w:val="lowerLetter"/>
+      <w:lvlText w:val="%2."/>
+      <w:lvlJc w:val="left"/>
+      <w:pPr>
+        <w:ind w:left="1440" w:hanging="360"/>
+      </w:pPr>
+    </w:lvl>
+    <w:lvl w:ilvl="2" w:tplc="0419001B" w:tentative="1">
+      <w:start w:val="1"/>
+      <w:numFmt w:val="lowerRoman"/>
+      <w:lvlText w:val="%3."/>
+      <w:lvlJc w:val="right"/>
+      <w:pPr>
+        <w:ind w:left="2160" w:hanging="180"/>
+      </w:pPr>
+    </w:lvl>
+    <w:lvl w:ilvl="3" w:tplc="0419000F" w:tentative="1">
+      <w:start w:val="1"/>
+      <w:numFmt w:val="decimal"/>
+      <w:lvlText w:val="%4."/>
+      <w:lvlJc w:val="left"/>
+      <w:pPr>
+        <w:ind w:left="2880" w:hanging="360"/>
+      </w:pPr>
+    </w:lvl>
+    <w:lvl w:ilvl="4" w:tplc="04190019" w:tentative="1">
+      <w:start w:val="1"/>
+      <w:numFmt w:val="lowerLetter"/>
+      <w:lvlText w:val="%5."/>
+      <w:lvlJc w:val="left"/>
+      <w:pPr>
+        <w:ind w:left="3600" w:hanging="360"/>
+      </w:pPr>
+    </w:lvl>
+    <w:lvl w:ilvl="5" w:tplc="0419001B" w:tentative="1">
+      <w:start w:val="1"/>
+      <w:numFmt w:val="lowerRoman"/>
+      <w:lvlText w:val="%6."/>
+      <w:lvlJc w:val="right"/>
+      <w:pPr>
+        <w:ind w:left="4320" w:hanging="180"/>
+      </w:pPr>
+    </w:lvl>
+    <w:lvl w:ilvl="6" w:tplc="0419000F" w:tentative="1">
+      <w:start w:val="1"/>
+      <w:numFmt w:val="decimal"/>
+      <w:lvlText w:val="%7."/>
+      <w:lvlJc w:val="left"/>
+      <w:pPr>
+        <w:ind w:left="5040" w:hanging="360"/>
+      </w:pPr>
+    </w:lvl>
+    <w:lvl w:ilvl="7" w:tplc="04190019" w:tentative="1">
+      <w:start w:val="1"/>
+      <w:numFmt w:val="lowerLetter"/>
+      <w:lvlText w:val="%8."/>
+      <w:lvlJc w:val="left"/>
+      <w:pPr>
+        <w:ind w:left="5760" w:hanging="360"/>
+      </w:pPr>
+    </w:lvl>
+    <w:lvl w:ilvl="8" w:tplc="0419001B" w:tentative="1">
+      <w:start w:val="1"/>
+      <w:numFmt w:val="lowerRoman"/>
+      <w:lvlText w:val="%9."/>
+      <w:lvlJc w:val="right"/>
+      <w:pPr>
+        <w:ind w:left="6480" w:hanging="180"/>
+      </w:pPr>
+    </w:lvl>
+  </w:abstractNum>
+  <w:abstractNum w:abstractNumId="3">
     <w:nsid w:val="5DBF457E"/>
     <w:multiLevelType w:val="hybridMultilevel"/>
     <w:tmpl w:val="E4566A3E"/>
@@ -2477,7 +2693,7 @@
       </w:pPr>
     </w:lvl>
   </w:abstractNum>
-  <w:abstractNum w:abstractNumId="1">
+  <w:abstractNum w:abstractNumId="4">
     <w:nsid w:val="5E5E74E1"/>
     <w:multiLevelType w:val="hybridMultilevel"/>
     <w:tmpl w:val="41163306"/>
@@ -2566,11 +2782,109 @@
       </w:pPr>
     </w:lvl>
   </w:abstractNum>
+  <w:abstractNum w:abstractNumId="5">
+    <w:nsid w:val="6DD85599"/>
+    <w:multiLevelType w:val="hybridMultilevel"/>
+    <w:tmpl w:val="47FAD3AC"/>
+    <w:lvl w:ilvl="0" w:tplc="0419000F">
+      <w:start w:val="1"/>
+      <w:numFmt w:val="decimal"/>
+      <w:lvlText w:val="%1."/>
+      <w:lvlJc w:val="left"/>
+      <w:pPr>
+        <w:ind w:left="720" w:hanging="360"/>
+      </w:pPr>
+    </w:lvl>
+    <w:lvl w:ilvl="1" w:tplc="04190019" w:tentative="1">
+      <w:start w:val="1"/>
+      <w:numFmt w:val="lowerLetter"/>
+      <w:lvlText w:val="%2."/>
+      <w:lvlJc w:val="left"/>
+      <w:pPr>
+        <w:ind w:left="1440" w:hanging="360"/>
+      </w:pPr>
+    </w:lvl>
+    <w:lvl w:ilvl="2" w:tplc="0419001B" w:tentative="1">
+      <w:start w:val="1"/>
+      <w:numFmt w:val="lowerRoman"/>
+      <w:lvlText w:val="%3."/>
+      <w:lvlJc w:val="right"/>
+      <w:pPr>
+        <w:ind w:left="2160" w:hanging="180"/>
+      </w:pPr>
+    </w:lvl>
+    <w:lvl w:ilvl="3" w:tplc="0419000F" w:tentative="1">
+      <w:start w:val="1"/>
+      <w:numFmt w:val="decimal"/>
+      <w:lvlText w:val="%4."/>
+      <w:lvlJc w:val="left"/>
+      <w:pPr>
+        <w:ind w:left="2880" w:hanging="360"/>
+      </w:pPr>
+    </w:lvl>
+    <w:lvl w:ilvl="4" w:tplc="04190019" w:tentative="1">
+      <w:start w:val="1"/>
+      <w:numFmt w:val="lowerLetter"/>
+      <w:lvlText w:val="%5."/>
+      <w:lvlJc w:val="left"/>
+      <w:pPr>
+        <w:ind w:left="3600" w:hanging="360"/>
+      </w:pPr>
+    </w:lvl>
+    <w:lvl w:ilvl="5" w:tplc="0419001B" w:tentative="1">
+      <w:start w:val="1"/>
+      <w:numFmt w:val="lowerRoman"/>
+      <w:lvlText w:val="%6."/>
+      <w:lvlJc w:val="right"/>
+      <w:pPr>
+        <w:ind w:left="4320" w:hanging="180"/>
+      </w:pPr>
+    </w:lvl>
+    <w:lvl w:ilvl="6" w:tplc="0419000F" w:tentative="1">
+      <w:start w:val="1"/>
+      <w:numFmt w:val="decimal"/>
+      <w:lvlText w:val="%7."/>
+      <w:lvlJc w:val="left"/>
+      <w:pPr>
+        <w:ind w:left="5040" w:hanging="360"/>
+      </w:pPr>
+    </w:lvl>
+    <w:lvl w:ilvl="7" w:tplc="04190019" w:tentative="1">
+      <w:start w:val="1"/>
+      <w:numFmt w:val="lowerLetter"/>
+      <w:lvlText w:val="%8."/>
+      <w:lvlJc w:val="left"/>
+      <w:pPr>
+        <w:ind w:left="5760" w:hanging="360"/>
+      </w:pPr>
+    </w:lvl>
+    <w:lvl w:ilvl="8" w:tplc="0419001B" w:tentative="1">
+      <w:start w:val="1"/>
+      <w:numFmt w:val="lowerRoman"/>
+      <w:lvlText w:val="%9."/>
+      <w:lvlJc w:val="right"/>
+      <w:pPr>
+        <w:ind w:left="6480" w:hanging="180"/>
+      </w:pPr>
+    </w:lvl>
+  </w:abstractNum>
   <w:num w:numId="1">
+    <w:abstractNumId w:val="4"/>
+  </w:num>
+  <w:num w:numId="2">
+    <w:abstractNumId w:val="3"/>
+  </w:num>
+  <w:num w:numId="3">
+    <w:abstractNumId w:val="5"/>
+  </w:num>
+  <w:num w:numId="4">
+    <w:abstractNumId w:val="0"/>
+  </w:num>
+  <w:num w:numId="5">
     <w:abstractNumId w:val="1"/>
   </w:num>
-  <w:num w:numId="2">
-    <w:abstractNumId w:val="0"/>
+  <w:num w:numId="6">
+    <w:abstractNumId w:val="2"/>
   </w:num>
 </w:numbering>
 </file>
@@ -2918,7 +3232,6 @@
     <w:basedOn w:val="1"/>
     <w:next w:val="a"/>
     <w:uiPriority w:val="39"/>
-    <w:semiHidden/>
     <w:unhideWhenUsed/>
     <w:qFormat/>
     <w:rsid w:val="00872A4B"/>
@@ -3262,7 +3575,7 @@
 </file>
 
 <file path=customXml/itemProps1.xml><?xml version="1.0" encoding="utf-8"?>
-<ds:datastoreItem xmlns:ds="http://schemas.openxmlformats.org/officeDocument/2006/customXml" ds:itemID="{4BB38E56-EDDF-4B6A-A78E-02F4FA1891D4}">
+<ds:datastoreItem xmlns:ds="http://schemas.openxmlformats.org/officeDocument/2006/customXml" ds:itemID="{5290EB2B-2405-4256-8CC6-EFC38D9FFFE7}">
   <ds:schemaRefs>
     <ds:schemaRef ds:uri="http://schemas.openxmlformats.org/officeDocument/2006/bibliography"/>
   </ds:schemaRefs>
